--- a/docs/pitch/roteiro_pitch.docx
+++ b/docs/pitch/roteiro_pitch.docx
@@ -50,7 +50,7 @@
         <w:spacing w:after="120"/>
       </w:pPr>
       <w:r>
-        <w:t>Todo verão a história se repete: uma onda de calor, todo mundo liga o ar-condicionado na mesma hora, e o sistema elétrico inteiro é levado ao limite — não pelo consumo total do dia, mas por poucas horas de pico.</w:t>
+        <w:t>Consumo e demanda não são sinônimos. Consumo é a energia acumulada em kWh; demanda é a potência exigida em cada instante. Dois clientes podem consumir o mesmo no mês e produzir impactos muito diferentes na rede se um deles concentrar o uso em poucas horas.</w:t>
       </w:r>
     </w:p>
     <w:p>
@@ -58,7 +58,7 @@
         <w:spacing w:after="120"/>
       </w:pPr>
       <w:r>
-        <w:t>Demanda não é consumo. Dois dias podem gastar a mesma energia, mas um deles concentra tudo entre 18h e 21h. É esse pico que dimensiona rede, geração e reserva — e que custa caro para a distribuidora.</w:t>
+        <w:t>E essa curva não depende apenas de calor. Temperatura, umidade, nebulosidade, calendário, hábitos locais e geração distribuída podem coincidir e amplificar rampas ou picos de forma diferente em cada região.</w:t>
       </w:r>
     </w:p>
     <w:p>
@@ -66,7 +66,7 @@
         <w:spacing w:after="120"/>
       </w:pPr>
       <w:r>
-        <w:t>E o consumidor? Ele não tem nenhum incentivo para sair do pico, porque a tarifa que ele vê é plana. O sistema é dimensionado pelo pior dia, mas cobrado como se todo dia fosse igual.</w:t>
+        <w:t>Hoje a tarifa plana não mostra ao consumidor quando deslocar sua carga flexível. A oportunidade é antecipar a forma da curva, não apenas o volume total.</w:t>
       </w:r>
     </w:p>
     <w:p>
@@ -84,7 +84,7 @@
           <w:color w:val="DC6B18"/>
           <w:sz w:val="22"/>
         </w:rPr>
-        <w:t>[0:40 – 1:50]</w:t>
+        <w:t>[0:40 – 1:45]</w:t>
       </w:r>
     </w:p>
     <w:p>
@@ -92,7 +92,7 @@
         <w:spacing w:after="120"/>
       </w:pPr>
       <w:r>
-        <w:t>A Predicta resolve isso com dois motores conectados por um único sinal.</w:t>
+        <w:t>Este é o núcleo da solução. Entram carga, geração e DESSEM do ONS, tarifas da ANEEL, ativos geoespaciais e previsão meteorológica.</w:t>
       </w:r>
     </w:p>
     <w:p>
@@ -100,7 +100,7 @@
         <w:spacing w:after="120"/>
       </w:pPr>
       <w:r>
-        <w:t>À esquerda, só dados oficiais: carga, geração e programação diária do ONS, tarifas da ANEEL, dez anos de clima em grade de dez quilômetros e a localização real de usinas e subestações.</w:t>
+        <w:t>O clima não entra como valor isolado. Temperatura, chuva, vento e radiação são comparados a uma referência mensal de dez anos por subsistema. Anomalias e eventos persistentes ajudam o XGBoost a reconhecer quando o contexto local pode alterar a curva.</w:t>
       </w:r>
     </w:p>
     <w:p>
@@ -108,7 +108,7 @@
         <w:spacing w:after="120"/>
       </w:pPr>
       <w:r>
-        <w:t>O Motor 1 aprende com tudo isso e prevê a demanda das próximas 24 horas, região por região, com faixa de confiança — e mede a pressão do sistema: quanta folga existe entre o que foi programado e o que vai acontecer.</w:t>
+        <w:t>O Motor 1 gera vinte e quatro previsões diretas, de H01 a H24, com P10, P50 e P90. Só publica com carga recente, clima completo, horas sem duplicidade e intervalos coerentes.</w:t>
       </w:r>
     </w:p>
     <w:p>
@@ -116,15 +116,7 @@
         <w:spacing w:after="120"/>
       </w:pPr>
       <w:r>
-        <w:t>Esse resultado vira um sinal horário auditável, que alimenta o Motor 2: o motor de tarifa dinâmica. E aqui está o ponto que interessa à banca: o Motor 2 tem regras de proteção travadas. A tarifa nunca sai da faixa de 85% a 130% da tarifa base, nunca varia mais de 10% de uma hora para a outra, a fatura média do mês é neutra por construção — não é aumento disfarçado de receita — e, se qualquer dado falhar, a tarifa volta a ser a normal.</w:t>
-      </w:r>
-    </w:p>
-    <w:p>
-      <w:pPr>
-        <w:spacing w:after="120"/>
-      </w:pPr>
-      <w:r>
-        <w:t>Na ponta direita, dois beneficiários: o consumidor descobre quando a energia está mais barata, e a distribuidora vê sua curva achatar.</w:t>
+        <w:t>O contrato auditável leva previsão, drivers, origem e qualidade ao Motor 2. A tarifa fica entre 85% e 130% da base, varia no máximo 10% por hora, mantém neutralidade com tolerância de 1%, limita a fatura a mais 20% e volta a 1,0 se o dado falhar.</w:t>
       </w:r>
     </w:p>
     <w:p>
@@ -142,7 +134,7 @@
           <w:color w:val="DC6B18"/>
           <w:sz w:val="22"/>
         </w:rPr>
-        <w:t>[1:50 – 2:30]</w:t>
+        <w:t>[1:45 – 2:25]</w:t>
       </w:r>
     </w:p>
     <w:p>
@@ -158,7 +150,7 @@
         <w:spacing w:after="120"/>
       </w:pPr>
       <w:r>
-        <w:t>Este é o mapa real das concessões da ANEEL. Escolho a [DISTRIBUIDORA] e simulo um dia real de operação. [SIMULAR — janela de replay ensaiada]</w:t>
+        <w:t>No mapa real da ANEEL, escolho a [DISTRIBUIDORA], um perfil tarifário e uma janela histórica. [SIMULAR]</w:t>
       </w:r>
     </w:p>
     <w:p>
@@ -166,7 +158,7 @@
         <w:spacing w:after="120"/>
       </w:pPr>
       <w:r>
-        <w:t>Três curvas: o que o ONS programou, o que a Predicta previu e o que de fato aconteceu — a nossa previsão colada no realizado.</w:t>
+        <w:t>Aqui estão as três curvas na mesma hora: programação DESSEM, previsão Predicta e carga realizada. Abaixo, o cliente vê o sinal horário e a economia potencial.</w:t>
       </w:r>
     </w:p>
     <w:p>
@@ -174,15 +166,7 @@
         <w:spacing w:after="120"/>
       </w:pPr>
       <w:r>
-        <w:t>Para este cliente residencial, deslocar uma parte flexível do consumo vale [R$ X POR MÊS] na conta.</w:t>
-      </w:r>
-    </w:p>
-    <w:p>
-      <w:pPr>
-        <w:spacing w:after="120"/>
-      </w:pPr>
-      <w:r>
-        <w:t>E na aba da carteira: com [Y]% de adesão em [N] clientes, o pico da carteira cai [Z] MW. Isso, escalado para a base inteira da distribuidora, é capacidade de rede liberada na hora mais crítica do dia.</w:t>
+        <w:t>Na visão da distribuidora, ajusto a adesão da carteira e mostro quanto o pico cai em MW, preservando a energia total do dia.</w:t>
       </w:r>
     </w:p>
     <w:p>
@@ -192,7 +176,7 @@
           <w:color w:val="4F46E5"/>
           <w:sz w:val="28"/>
         </w:rPr>
-        <w:t xml:space="preserve">Slide 4 · Confiança e rastreabilidade  </w:t>
+        <w:t xml:space="preserve">Slide 4 · Precisão contra DESSEM  </w:t>
       </w:r>
       <w:r>
         <w:rPr>
@@ -200,7 +184,7 @@
           <w:color w:val="DC6B18"/>
           <w:sz w:val="22"/>
         </w:rPr>
-        <w:t>[2:30 – 3:10]</w:t>
+        <w:t>[2:25 – 3:10]</w:t>
       </w:r>
     </w:p>
     <w:p>
@@ -208,7 +192,7 @@
         <w:spacing w:after="120"/>
       </w:pPr>
       <w:r>
-        <w:t>E dá para confiar nesses números? Três razões.</w:t>
+        <w:t>A comparação usa uma régua única. Selecionamos as 672 horas em que existem Predicta, DESSEM e carga realizada. Para cada previsão, somamos o erro absoluto horário e dividimos pela carga realizada total. Esse é o WAPE: quanto menor, melhor.</w:t>
       </w:r>
     </w:p>
     <w:p>
@@ -216,7 +200,7 @@
         <w:spacing w:after="120"/>
       </w:pPr>
       <w:r>
-        <w:t>Primeira: só usamos fontes oficiais — ONS, ANEEL e bases climáticas públicas. Nada foi inventado.</w:t>
+        <w:t>A Predicta teve 12,5% menos erro no Norte, 47,7% no Nordeste, 19,2% no Sul e 36,4% no Sudeste/Centro-Oeste em relação ao DESSEM.</w:t>
       </w:r>
     </w:p>
     <w:p>
@@ -224,7 +208,7 @@
         <w:spacing w:after="120"/>
       </w:pPr>
       <w:r>
-        <w:t>Segunda: cada tarifa emitida carrega uma espécie de nota fiscal de dados — o carimbo de onde veio cada insumo. Qualquer valor que aparecer na tela pode ser reproduzido e auditado depois, item por item.</w:t>
+        <w:t>Esses percentuais são redução relativa do erro, não diferença de carga. Por exemplo: no Sudeste/Centro-Oeste, o WAPE caiu de 3,62% no DESSEM para 2,30% na Predicta.</w:t>
       </w:r>
     </w:p>
     <w:p>
@@ -232,7 +216,7 @@
         <w:spacing w:after="120"/>
       </w:pPr>
       <w:r>
-        <w:t>Terceira: o modelo foi congelado e confrontado com 30 dias reais que ele nunca tinha visto. Resultado: erro de 2,3% contra 4,5% do método tradicional no Sudeste — metade do erro. No Sul, 3,3% contra 6,7%. E nas horas de calor extremo, quando mais importa, o erro se mantém em cerca de 2%.</w:t>
+        <w:t>A ressalva metodológica é clara: usamos a programação DESSEM publicada, mas o arquivo foi obtido retrospectivamente. A comparação histórica é válida; o próximo passo é arquivar cada emissão em tempo real para um teste operacional auditável.</w:t>
       </w:r>
     </w:p>
     <w:p>
@@ -258,7 +242,7 @@
         <w:spacing w:after="120"/>
       </w:pPr>
       <w:r>
-        <w:t>Quem paga? A distribuidora: uma taxa de instalação e um fee de serviço recorrente.</w:t>
+        <w:t>A distribuidora paga implantação e serviço recorrente. Em troca, ganha uma ferramenta para deslocar carga, reduzir coincidência de pico e testar capacidade evitada antes de investir na expansão da rede.</w:t>
       </w:r>
     </w:p>
     <w:p>
@@ -266,7 +250,7 @@
         <w:spacing w:after="120"/>
       </w:pPr>
       <w:r>
-        <w:t>O que ela ganha? A curva achatada — vende mais energia nos vales, sofre menos no pico, e adia investimento em rede que só existe para atender poucas horas por ano.</w:t>
+        <w:t>O consumidor recebe a previsão de 24 horas pela distribuidora e escolhe aderir. Serviços de horizonte estendido e otimização automática podem formar uma camada premium.</w:t>
       </w:r>
     </w:p>
     <w:p>
@@ -274,15 +258,7 @@
         <w:spacing w:after="120"/>
       </w:pPr>
       <w:r>
-        <w:t>O consumidor entra de graça: recebe a previsão de 24 horas pela própria distribuidora e economiza aderindo à tarifa dinâmica. Quem quiser mais — horizonte estendido, otimização automática — paga um fee premium opcional para nós.</w:t>
-      </w:r>
-    </w:p>
-    <w:p>
-      <w:pPr>
-        <w:spacing w:after="120"/>
-      </w:pPr>
-      <w:r>
-        <w:t>Todo mundo ganha: distribuidora, consumidor e o próprio sistema, que despacha menos térmica cara.</w:t>
+        <w:t>O valor é compartilhado: menor pico para a distribuidora, decisão simples para o consumidor e menos pressão nas horas críticas para o sistema.</w:t>
       </w:r>
     </w:p>
     <w:p>
@@ -308,7 +284,7 @@
         <w:spacing w:after="120"/>
       </w:pPr>
       <w:r>
-        <w:t>Onde estamos? Isso que vocês viram não é mockup: o pipeline roda de ponta a ponta hoje, com quatro subsistemas do SIN e três anos de dados reais, e uma API pronta para integrar ao billing da distribuidora.</w:t>
+        <w:t>Isso não é um mockup: o pipeline roda de ponta a ponta, cobre os quatro subsistemas com histórico de 2023 a 2026 e expõe uma API para integração ao faturamento.</w:t>
       </w:r>
     </w:p>
     <w:p>
@@ -316,7 +292,7 @@
         <w:spacing w:after="120"/>
       </w:pPr>
       <w:r>
-        <w:t>Sendo honestos sobre o que falta: colocar a previsão meteorológica ao vivo em operação — o código já existe — e a operação agendada 24/7.</w:t>
+        <w:t>Ainda precisamos operar a previsão meteorológica ao vivo e automatizar a execução contínua 24 por 7.</w:t>
       </w:r>
     </w:p>
     <w:p>
@@ -350,7 +326,7 @@
         <w:spacing w:after="120"/>
       </w:pPr>
       <w:r>
-        <w:t>Por que ninguém fez isso ainda? As ferramentas que existem hoje — bandeiras tarifárias, tarifa branca — são estáticas e reativas. A Predicta é preditiva, horária, localizada por região e com proteções para os dois lados da relação.</w:t>
+        <w:t>Bandeiras e tarifa branca são estáticas ou reativas. A Predicta é preditiva, horária, regional e protegida por limites automáticos.</w:t>
       </w:r>
     </w:p>
     <w:p>
@@ -358,7 +334,7 @@
         <w:spacing w:after="120"/>
       </w:pPr>
       <w:r>
-        <w:t>E a arquitetura de dois motores desacoplados significa que a distribuidora pluga o motor de tarifa no sistema que já tem, sem reconstruir nada.</w:t>
+        <w:t>Como os motores são desacoplados, a distribuidora integra o sinal ao sistema existente sem reconstruir toda a operação.</w:t>
       </w:r>
     </w:p>
     <w:p>
@@ -384,7 +360,7 @@
         <w:spacing w:after="120"/>
       </w:pPr>
       <w:r>
-        <w:t>A demanda vai continuar mudando com o clima. A tarifa precisa aprender a acompanhar.</w:t>
+        <w:t>A curva de carga responde ao clima, ao calendário e ao comportamento. A tarifa precisa aprender a acompanhar.</w:t>
       </w:r>
     </w:p>
     <w:p>
@@ -418,7 +394,7 @@
         <w:pStyle w:val="ListBullet"/>
       </w:pPr>
       <w:r>
-        <w:t>Números de validação citados (verificados no repositório): SE/CO WAPE 2,3% (E3/XGBoost) vs 4,5% (baseline), Sul 3,3% vs 6,7%, calor extremo ≈2,0% — holdout de 720h.</w:t>
+        <w:t>Validação citada: 672 horas comuns entre Predicta, DESSEM e realizado. Ganho relativo: N 12,5%; NE 47,7%; S 19,2%; SE/CO 36,4%.</w:t>
       </w:r>
     </w:p>
     <w:p>
@@ -426,7 +402,15 @@
         <w:pStyle w:val="ListBullet"/>
       </w:pPr>
       <w:r>
-        <w:t>Ritmo alvo: ~150 palavras/minuto. Ensaiar 3× com cronômetro; a demo de 40s é o maior risco — ter screenshot de backup nos slides.</w:t>
+        <w:t>Modelo apresentado: XGBoost com clima contextualizado por referência mensal de 10 anos, anomalias, percentis e eventos persistentes.</w:t>
+      </w:r>
+    </w:p>
+    <w:p>
+      <w:pPr>
+        <w:pStyle w:val="ListBullet"/>
+      </w:pPr>
+      <w:r>
+        <w:t>Ritmo alvo: 125–135 palavras/minuto. Ensaiar 3× com cronômetro; a demo de 40s é o maior risco — ter screenshot de backup nos slides.</w:t>
       </w:r>
     </w:p>
     <w:p>
